--- a/document-templates/business-owner/04_Proof_of_Funds_Director_EXAMPLE.docx
+++ b/document-templates/business-owner/04_Proof_of_Funds_Director_EXAMPLE.docx
@@ -595,7 +595,75 @@
         <w:rPr>
           <w:rFonts w:ascii="Arial" w:cs="Arial" w:eastAsia="Arial" w:hAnsi="Arial"/>
         </w:rPr>
-        <w:t xml:space="preserve">[Statement images inserted here — HSBC savings (£14,230.60) and HSBC current account (£5,000.20), both dated 31 January 2026. Total: £19,230.80]</w:t>
+        <w:drawing>
+          <wp:inline xmlns:a="http://schemas.openxmlformats.org/drawingml/2006/main" xmlns:pic="http://schemas.openxmlformats.org/drawingml/2006/picture">
+            <wp:extent cx="3291840" cy="2248086"/>
+            <wp:docPr id="1" name="Picture 1"/>
+            <wp:cNvGraphicFramePr>
+              <a:graphicFrameLocks noChangeAspect="1"/>
+            </wp:cNvGraphicFramePr>
+            <a:graphic>
+              <a:graphicData uri="http://schemas.openxmlformats.org/drawingml/2006/picture">
+                <pic:pic>
+                  <pic:nvPicPr>
+                    <pic:cNvPr id="0" name="bank-hsbc-savings-james.png"/>
+                    <pic:cNvPicPr/>
+                  </pic:nvPicPr>
+                  <pic:blipFill>
+                    <a:blip r:embed="rId8"/>
+                    <a:stretch>
+                      <a:fillRect/>
+                    </a:stretch>
+                  </pic:blipFill>
+                  <pic:spPr>
+                    <a:xfrm>
+                      <a:off x="0" y="0"/>
+                      <a:ext cx="3291840" cy="2248086"/>
+                    </a:xfrm>
+                    <a:prstGeom prst="rect"/>
+                  </pic:spPr>
+                </pic:pic>
+              </a:graphicData>
+            </a:graphic>
+          </wp:inline>
+        </w:drawing>
+      </w:r>
+      <w:r>
+        <w:br/>
+      </w:r>
+      <w:r>
+        <w:drawing>
+          <wp:inline xmlns:a="http://schemas.openxmlformats.org/drawingml/2006/main" xmlns:pic="http://schemas.openxmlformats.org/drawingml/2006/picture">
+            <wp:extent cx="3291840" cy="2248086"/>
+            <wp:docPr id="2" name="Picture 2"/>
+            <wp:cNvGraphicFramePr>
+              <a:graphicFrameLocks noChangeAspect="1"/>
+            </wp:cNvGraphicFramePr>
+            <a:graphic>
+              <a:graphicData uri="http://schemas.openxmlformats.org/drawingml/2006/picture">
+                <pic:pic>
+                  <pic:nvPicPr>
+                    <pic:cNvPr id="0" name="bank-hsbc-current-james.png"/>
+                    <pic:cNvPicPr/>
+                  </pic:nvPicPr>
+                  <pic:blipFill>
+                    <a:blip r:embed="rId9"/>
+                    <a:stretch>
+                      <a:fillRect/>
+                    </a:stretch>
+                  </pic:blipFill>
+                  <pic:spPr>
+                    <a:xfrm>
+                      <a:off x="0" y="0"/>
+                      <a:ext cx="3291840" cy="2248086"/>
+                    </a:xfrm>
+                    <a:prstGeom prst="rect"/>
+                  </pic:spPr>
+                </pic:pic>
+              </a:graphicData>
+            </a:graphic>
+          </wp:inline>
+        </w:drawing>
       </w:r>
     </w:p>
     <w:p>
@@ -1040,7 +1108,38 @@
         <w:rPr>
           <w:rFonts w:ascii="Arial" w:cs="Arial" w:eastAsia="Arial" w:hAnsi="Arial"/>
         </w:rPr>
-        <w:t xml:space="preserve">[Business savings statement image inserted here — Capital on Tap, January 2026, balance £81,250.40; plus Northline Sportswear PLC remittance (£72,480.55, 12 Feb 2026) and YouTube/AdSense revenue summary (£1,285.30, Jan 2026)]</w:t>
+        <w:drawing>
+          <wp:inline xmlns:a="http://schemas.openxmlformats.org/drawingml/2006/main" xmlns:pic="http://schemas.openxmlformats.org/drawingml/2006/picture">
+            <wp:extent cx="5303520" cy="3621916"/>
+            <wp:docPr id="3" name="Picture 3"/>
+            <wp:cNvGraphicFramePr>
+              <a:graphicFrameLocks noChangeAspect="1"/>
+            </wp:cNvGraphicFramePr>
+            <a:graphic>
+              <a:graphicData uri="http://schemas.openxmlformats.org/drawingml/2006/picture">
+                <pic:pic>
+                  <pic:nvPicPr>
+                    <pic:cNvPr id="0" name="business-savings-james.png"/>
+                    <pic:cNvPicPr/>
+                  </pic:nvPicPr>
+                  <pic:blipFill>
+                    <a:blip r:embed="rId10"/>
+                    <a:stretch>
+                      <a:fillRect/>
+                    </a:stretch>
+                  </pic:blipFill>
+                  <pic:spPr>
+                    <a:xfrm>
+                      <a:off x="0" y="0"/>
+                      <a:ext cx="5303520" cy="3621916"/>
+                    </a:xfrm>
+                    <a:prstGeom prst="rect"/>
+                  </pic:spPr>
+                </pic:pic>
+              </a:graphicData>
+            </a:graphic>
+          </wp:inline>
+        </w:drawing>
       </w:r>
     </w:p>
     <w:p>

--- a/document-templates/business-owner/04_Proof_of_Funds_Director_EXAMPLE.docx
+++ b/document-templates/business-owner/04_Proof_of_Funds_Director_EXAMPLE.docx
@@ -11,6 +11,8 @@
           <w:rFonts w:ascii="Arial" w:cs="Arial" w:eastAsia="Arial" w:hAnsi="Arial"/>
           <w:b/>
           <w:bCs/>
+          <w:color w:val="1F3864"/>
+          <w:sz w:val="32"/>
         </w:rPr>
         <w:t xml:space="preserve">Proof of Funds</w:t>
       </w:r>
@@ -43,6 +45,9 @@
       <w:r>
         <w:rPr>
           <w:rFonts w:ascii="Arial" w:cs="Arial" w:eastAsia="Arial" w:hAnsi="Arial"/>
+          <w:b/>
+          <w:color w:val="1F3864"/>
+          <w:sz w:val="26"/>
         </w:rPr>
         <w:t xml:space="preserve">Applicant</w:t>
       </w:r>
@@ -260,6 +265,9 @@
       <w:r>
         <w:rPr>
           <w:rFonts w:ascii="Arial" w:cs="Arial" w:eastAsia="Arial" w:hAnsi="Arial"/>
+          <w:b/>
+          <w:color w:val="1F3864"/>
+          <w:sz w:val="26"/>
         </w:rPr>
         <w:t xml:space="preserve">Section A — Personal Funds</w:t>
       </w:r>
@@ -673,6 +681,9 @@
       <w:r>
         <w:rPr>
           <w:rFonts w:ascii="Arial" w:cs="Arial" w:eastAsia="Arial" w:hAnsi="Arial"/>
+          <w:b/>
+          <w:color w:val="1F3864"/>
+          <w:sz w:val="26"/>
         </w:rPr>
         <w:t xml:space="preserve">Section B — Director Income</w:t>
       </w:r>
@@ -719,6 +730,9 @@
       <w:r>
         <w:rPr>
           <w:rFonts w:ascii="Arial" w:cs="Arial" w:eastAsia="Arial" w:hAnsi="Arial"/>
+          <w:b/>
+          <w:color w:val="1F3864"/>
+          <w:sz w:val="26"/>
         </w:rPr>
         <w:t xml:space="preserve">Section C — Company Financial Position</w:t>
       </w:r>
@@ -1149,6 +1163,9 @@
       <w:r>
         <w:rPr>
           <w:rFonts w:ascii="Arial" w:cs="Arial" w:eastAsia="Arial" w:hAnsi="Arial"/>
+          <w:b/>
+          <w:color w:val="1F3864"/>
+          <w:sz w:val="26"/>
         </w:rPr>
         <w:t xml:space="preserve">Funds Summary</w:t>
       </w:r>
@@ -1481,6 +1498,9 @@
       <w:r>
         <w:rPr>
           <w:rFonts w:ascii="Arial" w:cs="Arial" w:eastAsia="Arial" w:hAnsi="Arial"/>
+          <w:b/>
+          <w:color w:val="1F3864"/>
+          <w:sz w:val="26"/>
         </w:rPr>
         <w:t xml:space="preserve">Appendices</w:t>
       </w:r>
@@ -1567,6 +1587,9 @@
       <w:r>
         <w:rPr>
           <w:rFonts w:ascii="Arial" w:cs="Arial" w:eastAsia="Arial" w:hAnsi="Arial"/>
+          <w:b/>
+          <w:color w:val="1F3864"/>
+          <w:sz w:val="26"/>
         </w:rPr>
         <w:t xml:space="preserve">Declaration</w:t>
       </w:r>

--- a/document-templates/business-owner/04_Proof_of_Funds_Director_EXAMPLE.docx
+++ b/document-templates/business-owner/04_Proof_of_Funds_Director_EXAMPLE.docx
@@ -286,7 +286,7 @@
         <w:rPr>
           <w:rFonts w:ascii="Arial" w:cs="Arial" w:eastAsia="Arial" w:hAnsi="Arial"/>
         </w:rPr>
-        <w:t xml:space="preserve">£19,230.80</w:t>
+        <w:t>$24,420.00</w:t>
       </w:r>
       <w:r>
         <w:rPr>
@@ -500,7 +500,7 @@
               <w:rPr>
                 <w:rFonts w:ascii="Arial" w:cs="Arial" w:eastAsia="Arial" w:hAnsi="Arial"/>
               </w:rPr>
-              <w:t xml:space="preserve">£14,230.60</w:t>
+              <w:t>$18,070.00</w:t>
             </w:r>
           </w:p>
         </w:tc>
@@ -589,7 +589,7 @@
               <w:rPr>
                 <w:rFonts w:ascii="Arial" w:cs="Arial" w:eastAsia="Arial" w:hAnsi="Arial"/>
               </w:rPr>
-              <w:t xml:space="preserve">£5,000.20</w:t>
+              <w:t>$6,350.00</w:t>
             </w:r>
           </w:p>
         </w:tc>
@@ -600,13 +600,10 @@
         <w:spacing w:after="120"/>
       </w:pPr>
       <w:r>
-        <w:rPr>
-          <w:rFonts w:ascii="Arial" w:cs="Arial" w:eastAsia="Arial" w:hAnsi="Arial"/>
-        </w:rPr>
         <w:drawing>
           <wp:inline xmlns:a="http://schemas.openxmlformats.org/drawingml/2006/main" xmlns:pic="http://schemas.openxmlformats.org/drawingml/2006/picture">
             <wp:extent cx="3291840" cy="2248086"/>
-            <wp:docPr id="1" name="Picture 1"/>
+            <wp:docPr id="4" name="Picture 4"/>
             <wp:cNvGraphicFramePr>
               <a:graphicFrameLocks noChangeAspect="1"/>
             </wp:cNvGraphicFramePr>
@@ -618,7 +615,7 @@
                     <pic:cNvPicPr/>
                   </pic:nvPicPr>
                   <pic:blipFill>
-                    <a:blip r:embed="rId8"/>
+                    <a:blip r:embed="rId11"/>
                     <a:stretch>
                       <a:fillRect/>
                     </a:stretch>
@@ -638,12 +635,10 @@
       </w:r>
       <w:r>
         <w:br/>
-      </w:r>
-      <w:r>
         <w:drawing>
           <wp:inline xmlns:a="http://schemas.openxmlformats.org/drawingml/2006/main" xmlns:pic="http://schemas.openxmlformats.org/drawingml/2006/picture">
             <wp:extent cx="3291840" cy="2248086"/>
-            <wp:docPr id="2" name="Picture 2"/>
+            <wp:docPr id="5" name="Picture 5"/>
             <wp:cNvGraphicFramePr>
               <a:graphicFrameLocks noChangeAspect="1"/>
             </wp:cNvGraphicFramePr>
@@ -655,7 +650,7 @@
                     <pic:cNvPicPr/>
                   </pic:nvPicPr>
                   <pic:blipFill>
-                    <a:blip r:embed="rId9"/>
+                    <a:blip r:embed="rId12"/>
                     <a:stretch>
                       <a:fillRect/>
                     </a:stretch>
@@ -696,31 +691,27 @@
         <w:rPr>
           <w:rFonts w:ascii="Arial" w:cs="Arial" w:eastAsia="Arial" w:hAnsi="Arial"/>
         </w:rPr>
-        <w:t xml:space="preserve">I am paid by my company through payroll and dividends: salary </w:t>
-      </w:r>
-      <w:r>
-        <w:rPr>
-          <w:rFonts w:ascii="Arial" w:cs="Arial" w:eastAsia="Arial" w:hAnsi="Arial"/>
-        </w:rPr>
-        <w:t xml:space="preserve">£1,050.00/month</w:t>
-      </w:r>
-      <w:r>
-        <w:rPr>
-          <w:rFonts w:ascii="Arial" w:cs="Arial" w:eastAsia="Arial" w:hAnsi="Arial"/>
-        </w:rPr>
-        <w:t xml:space="preserve"> plus dividends of </w:t>
-      </w:r>
-      <w:r>
-        <w:rPr>
-          <w:rFonts w:ascii="Arial" w:cs="Arial" w:eastAsia="Arial" w:hAnsi="Arial"/>
-        </w:rPr>
-        <w:t xml:space="preserve">£36,000 (declared June 2025 and February 2026)</w:t>
-      </w:r>
-      <w:r>
-        <w:rPr>
-          <w:rFonts w:ascii="Arial" w:cs="Arial" w:eastAsia="Arial" w:hAnsi="Arial"/>
-        </w:rPr>
-        <w:t xml:space="preserve">. See payslips, dividend declarations, and the Salary &amp; Tax Confirmation Letter.</w:t>
+        <w:t>I am paid by my company through payroll and dividends: salary $1,350.00/month plus dividends of $45,500.00 (declared June 2025 and February 2026). See payslips, dividend declarations, and the Salary &amp; Tax Confirmation Letter.</w:t>
+      </w:r>
+      <w:r>
+        <w:rPr>
+          <w:rFonts w:ascii="Arial" w:cs="Arial" w:eastAsia="Arial" w:hAnsi="Arial"/>
+        </w:rPr>
+      </w:r>
+      <w:r>
+        <w:rPr>
+          <w:rFonts w:ascii="Arial" w:cs="Arial" w:eastAsia="Arial" w:hAnsi="Arial"/>
+        </w:rPr>
+      </w:r>
+      <w:r>
+        <w:rPr>
+          <w:rFonts w:ascii="Arial" w:cs="Arial" w:eastAsia="Arial" w:hAnsi="Arial"/>
+        </w:rPr>
+      </w:r>
+      <w:r>
+        <w:rPr>
+          <w:rFonts w:ascii="Arial" w:cs="Arial" w:eastAsia="Arial" w:hAnsi="Arial"/>
+        </w:rPr>
       </w:r>
     </w:p>
     <w:p>
@@ -962,7 +953,7 @@
               <w:rPr>
                 <w:rFonts w:ascii="Arial" w:cs="Arial" w:eastAsia="Arial" w:hAnsi="Arial"/>
               </w:rPr>
-              <w:t xml:space="preserve">£81,250.40 (Capital on Tap savings)</w:t>
+              <w:t>$103,200.00 (Capital on Tap savings)</w:t>
             </w:r>
           </w:p>
         </w:tc>
@@ -1119,13 +1110,10 @@
         <w:spacing w:after="120"/>
       </w:pPr>
       <w:r>
-        <w:rPr>
-          <w:rFonts w:ascii="Arial" w:cs="Arial" w:eastAsia="Arial" w:hAnsi="Arial"/>
-        </w:rPr>
         <w:drawing>
           <wp:inline xmlns:a="http://schemas.openxmlformats.org/drawingml/2006/main" xmlns:pic="http://schemas.openxmlformats.org/drawingml/2006/picture">
             <wp:extent cx="5303520" cy="3621916"/>
-            <wp:docPr id="3" name="Picture 3"/>
+            <wp:docPr id="6" name="Picture 6"/>
             <wp:cNvGraphicFramePr>
               <a:graphicFrameLocks noChangeAspect="1"/>
             </wp:cNvGraphicFramePr>
@@ -1137,7 +1125,7 @@
                     <pic:cNvPicPr/>
                   </pic:nvPicPr>
                   <pic:blipFill>
-                    <a:blip r:embed="rId10"/>
+                    <a:blip r:embed="rId13"/>
                     <a:stretch>
                       <a:fillRect/>
                     </a:stretch>
@@ -1335,7 +1323,7 @@
               <w:rPr>
                 <w:rFonts w:ascii="Arial" w:cs="Arial" w:eastAsia="Arial" w:hAnsi="Arial"/>
               </w:rPr>
-              <w:t xml:space="preserve">£19,230.80</w:t>
+              <w:t>$24,420.00</w:t>
             </w:r>
           </w:p>
         </w:tc>
@@ -1363,7 +1351,7 @@
               <w:rPr>
                 <w:rFonts w:ascii="Arial" w:cs="Arial" w:eastAsia="Arial" w:hAnsi="Arial"/>
               </w:rPr>
-              <w:t xml:space="preserve">THB 816,347</w:t>
+              <w:t>THB 842,490</w:t>
             </w:r>
           </w:p>
         </w:tc>
@@ -1423,7 +1411,7 @@
               <w:rPr>
                 <w:rFonts w:ascii="Arial" w:cs="Arial" w:eastAsia="Arial" w:hAnsi="Arial"/>
               </w:rPr>
-              <w:t xml:space="preserve">£81,250.40</w:t>
+              <w:t>$103,200.00</w:t>
             </w:r>
           </w:p>
         </w:tc>
@@ -1452,7 +1440,7 @@
               <w:rPr>
                 <w:rFonts w:ascii="Arial" w:cs="Arial" w:eastAsia="Arial" w:hAnsi="Arial"/>
               </w:rPr>
-              <w:t xml:space="preserve">THB 3,449,079</w:t>
+              <w:t>THB 3,560,400</w:t>
             </w:r>
           </w:p>
         </w:tc>
@@ -1478,7 +1466,7 @@
           <w:sz w:val="18"/>
           <w:szCs w:val="18"/>
         </w:rPr>
-        <w:t xml:space="preserve">1 GBP = 42.45 THB (mid-market, 1 March 2026)</w:t>
+        <w:t>1 USD = 34.50 THB (mid-market, 1 March 2026)</w:t>
       </w:r>
       <w:r>
         <w:rPr>
